--- a/docs/diagramas/modelo-relacional.docx
+++ b/docs/diagramas/modelo-relacional.docx
@@ -818,8 +818,8 @@
         <w:gridCol w:w="1872"/>
         <w:gridCol w:w="1872"/>
         <w:gridCol w:w="1417"/>
-        <w:gridCol w:w="1417"/>
-        <w:gridCol w:w="2782"/>
+        <w:gridCol w:w="1652"/>
+        <w:gridCol w:w="2547"/>
       </w:tblGrid>
       <w:tr>
         <w:trPr>
@@ -863,7 +863,7 @@
         </w:tc>
         <w:tc>
           <w:tcPr>
-            <w:tcW w:w="1417" w:type="dxa"/>
+            <w:tcW w:w="1652" w:type="dxa"/>
             <w:shd w:val="clear" w:color="auto" w:fill="F2F2F2"/>
           </w:tcPr>
           <w:p>
@@ -875,7 +875,7 @@
         </w:tc>
         <w:tc>
           <w:tcPr>
-            <w:tcW w:w="2782" w:type="dxa"/>
+            <w:tcW w:w="2547" w:type="dxa"/>
             <w:shd w:val="clear" w:color="auto" w:fill="F2F2F2"/>
           </w:tcPr>
           <w:p>
@@ -922,7 +922,7 @@
         </w:tc>
         <w:tc>
           <w:tcPr>
-            <w:tcW w:w="1417" w:type="dxa"/>
+            <w:tcW w:w="1652" w:type="dxa"/>
           </w:tcPr>
           <w:p>
             <w:pPr/>
@@ -933,7 +933,7 @@
         </w:tc>
         <w:tc>
           <w:tcPr>
-            <w:tcW w:w="2782" w:type="dxa"/>
+            <w:tcW w:w="2547" w:type="dxa"/>
           </w:tcPr>
           <w:p>
             <w:pPr/>
@@ -979,7 +979,7 @@
         </w:tc>
         <w:tc>
           <w:tcPr>
-            <w:tcW w:w="1417" w:type="dxa"/>
+            <w:tcW w:w="1652" w:type="dxa"/>
           </w:tcPr>
           <w:p>
             <w:pPr/>
@@ -990,7 +990,7 @@
         </w:tc>
         <w:tc>
           <w:tcPr>
-            <w:tcW w:w="2782" w:type="dxa"/>
+            <w:tcW w:w="2547" w:type="dxa"/>
           </w:tcPr>
           <w:p>
             <w:pPr/>
@@ -1036,7 +1036,7 @@
         </w:tc>
         <w:tc>
           <w:tcPr>
-            <w:tcW w:w="1417" w:type="dxa"/>
+            <w:tcW w:w="1652" w:type="dxa"/>
           </w:tcPr>
           <w:p>
             <w:pPr/>
@@ -1047,7 +1047,7 @@
         </w:tc>
         <w:tc>
           <w:tcPr>
-            <w:tcW w:w="2782" w:type="dxa"/>
+            <w:tcW w:w="2547" w:type="dxa"/>
           </w:tcPr>
           <w:p>
             <w:pPr/>
@@ -1093,7 +1093,7 @@
         </w:tc>
         <w:tc>
           <w:tcPr>
-            <w:tcW w:w="1417" w:type="dxa"/>
+            <w:tcW w:w="1652" w:type="dxa"/>
           </w:tcPr>
           <w:p>
             <w:pPr/>
@@ -1104,7 +1104,7 @@
         </w:tc>
         <w:tc>
           <w:tcPr>
-            <w:tcW w:w="2782" w:type="dxa"/>
+            <w:tcW w:w="2547" w:type="dxa"/>
           </w:tcPr>
           <w:p>
             <w:pPr/>
@@ -1150,7 +1150,7 @@
         </w:tc>
         <w:tc>
           <w:tcPr>
-            <w:tcW w:w="1417" w:type="dxa"/>
+            <w:tcW w:w="1652" w:type="dxa"/>
           </w:tcPr>
           <w:p>
             <w:pPr/>
@@ -1161,7 +1161,7 @@
         </w:tc>
         <w:tc>
           <w:tcPr>
-            <w:tcW w:w="2782" w:type="dxa"/>
+            <w:tcW w:w="2547" w:type="dxa"/>
           </w:tcPr>
           <w:p>
             <w:pPr/>
@@ -1207,7 +1207,7 @@
         </w:tc>
         <w:tc>
           <w:tcPr>
-            <w:tcW w:w="1417" w:type="dxa"/>
+            <w:tcW w:w="1652" w:type="dxa"/>
           </w:tcPr>
           <w:p>
             <w:pPr/>
@@ -1218,7 +1218,7 @@
         </w:tc>
         <w:tc>
           <w:tcPr>
-            <w:tcW w:w="2782" w:type="dxa"/>
+            <w:tcW w:w="2547" w:type="dxa"/>
           </w:tcPr>
           <w:p>
             <w:pPr/>
@@ -1264,23 +1264,23 @@
         </w:tc>
         <w:tc>
           <w:tcPr>
-            <w:tcW w:w="1417" w:type="dxa"/>
-          </w:tcPr>
-          <w:p>
-            <w:pPr/>
-            <w:r>
-              <w:t xml:space="preserve">RESTRICT</w:t>
-            </w:r>
-          </w:p>
-        </w:tc>
-        <w:tc>
-          <w:tcPr>
-            <w:tcW w:w="2782" w:type="dxa"/>
-          </w:tcPr>
-          <w:p>
-            <w:pPr/>
-            <w:r>
-              <w:t xml:space="preserve">Reservas consulta a Catálogo al reservar. El RESTRICT no se puede romper: no existe borrar disponibilidades</w:t>
+            <w:tcW w:w="1652" w:type="dxa"/>
+          </w:tcPr>
+          <w:p>
+            <w:pPr/>
+            <w:r>
+              <w:t xml:space="preserve">RESTRICT solo con turno RESERVADO</w:t>
+            </w:r>
+          </w:p>
+        </w:tc>
+        <w:tc>
+          <w:tcPr>
+            <w:tcW w:w="2547" w:type="dxa"/>
+          </w:tcPr>
+          <w:p>
+            <w:pPr/>
+            <w:r>
+              <w:t xml:space="preserve">Reservas consulta a Catálogo al reservar. Para borrar una disponibilidad, Catálogo pide a Reservas un bloqueo, que se rechaza si hay un turno RESERVADO (ADR 003). Los turnos cancelados conservan su copia del horario (ADR 006)</w:t>
             </w:r>
           </w:p>
         </w:tc>
@@ -1321,7 +1321,7 @@
         </w:tc>
         <w:tc>
           <w:tcPr>
-            <w:tcW w:w="1417" w:type="dxa"/>
+            <w:tcW w:w="1652" w:type="dxa"/>
           </w:tcPr>
           <w:p>
             <w:pPr/>
@@ -1332,7 +1332,7 @@
         </w:tc>
         <w:tc>
           <w:tcPr>
-            <w:tcW w:w="2782" w:type="dxa"/>
+            <w:tcW w:w="2547" w:type="dxa"/>
           </w:tcPr>
           <w:p>
             <w:pPr/>
@@ -1378,7 +1378,7 @@
         </w:tc>
         <w:tc>
           <w:tcPr>
-            <w:tcW w:w="1417" w:type="dxa"/>
+            <w:tcW w:w="1652" w:type="dxa"/>
           </w:tcPr>
           <w:p>
             <w:pPr/>
@@ -1389,7 +1389,7 @@
         </w:tc>
         <w:tc>
           <w:tcPr>
-            <w:tcW w:w="2782" w:type="dxa"/>
+            <w:tcW w:w="2547" w:type="dxa"/>
           </w:tcPr>
           <w:p>
             <w:pPr/>
@@ -1403,7 +1403,7 @@
     <w:p>
       <w:pPr/>
       <w:r>
-        <w:t xml:space="preserve">Se usa RESTRICT donde borrar dejaría turnos huérfanos o perdería historial. Por ejemplo, una disponibilidad con turnos no se borra: sus turnos se cancelan.</w:t>
+        <w:t xml:space="preserve">Se usa RESTRICT donde borrar dejaría turnos huérfanos o perdería historial. Por ejemplo, una disponibilidad con un turno RESERVADO no se borra; una que solo tiene turnos cancelados sí, porque cada turno conserva una copia de su horario (ADR 006).</w:t>
       </w:r>
     </w:p>
     <w:p>
@@ -1846,10 +1846,37 @@
         <w:rPr>
           <w:b/>
         </w:rPr>
+        <w:t xml:space="preserve">Borrado de horarios:</w:t>
+      </w:r>
+      <w:r>
+        <w:t xml:space="preserve"> no se borra una disponibilidad con un turno RESERVADO ni una que ya empezó. Reservas lo garantiza con un bloqueo por horario (tabla técnica </w:t>
+      </w:r>
+      <w:r>
+        <w:rPr>
+          <w:rStyle w:val="CodeChar"/>
+        </w:rPr>
+        <w:t xml:space="preserve">disponibilidad_bloqueada</w:t>
+      </w:r>
+      <w:r>
+        <w:t xml:space="preserve">) y un lock de PostgreSQL que comparten reservar y bloquear, así una reserva y un borrado simultáneos no pueden terminar los dos (ADR 003).</w:t>
+      </w:r>
+    </w:p>
+    <w:p>
+      <w:pPr>
+        <w:pStyle w:val="ListParagraph"/>
+        <w:numPr>
+          <w:ilvl w:val="0"/>
+          <w:numId w:val="13"/>
+        </w:numPr>
+      </w:pPr>
+      <w:r>
+        <w:rPr>
+          <w:b/>
+        </w:rPr>
         <w:t xml:space="preserve">Copias coherentes:</w:t>
       </w:r>
       <w:r>
-        <w:t xml:space="preserve"> los atributos copiados toman el valor de su origen al crearse. Si algún día se pueden editar disponibilidades, una con turno RESERVADO no se podrá editar (ADR 006).</w:t>
+        <w:t xml:space="preserve"> los atributos copiados toman el valor de su origen al crearse. Las disponibilidades no se editan: modificar un horario es eliminarlo y crear otro (ADR 003).</w:t>
       </w:r>
     </w:p>
     <w:p>
